--- a/example_articles/states/North Dakota/4.states_North Dakota_Other_publisher.docx
+++ b/example_articles/states/North Dakota/4.states_North Dakota_Other_publisher.docx
@@ -32,7 +32,7 @@
     </w:p>
     <w:p>
       <w:r>
-        <w:t>Raw locations result, 'locations': ['North Dakota']</w:t>
+        <w:t>Raw locations result, 'locations': ['North Dakota', 'Multiple U.S. states (unspecified)']</w:t>
       </w:r>
     </w:p>
     <w:p>

--- a/example_articles/states/North Dakota/4.states_North Dakota_Other_publisher.docx
+++ b/example_articles/states/North Dakota/4.states_North Dakota_Other_publisher.docx
@@ -7,7 +7,7 @@
         <w:pStyle w:val="Heading1"/>
       </w:pPr>
       <w:r>
-        <w:t>Fuel prices rising, but we have untapped reserves of innovation</w:t>
+        <w:t>A flicker in the downtown: Lyons auto shop reopens</w:t>
       </w:r>
     </w:p>
     <w:p>
@@ -17,22 +17,22 @@
     </w:p>
     <w:p>
       <w:r>
-        <w:t>Date: 2005-08-23</w:t>
+        <w:t>Date: 1997-05-23</w:t>
       </w:r>
     </w:p>
     <w:p>
       <w:r>
-        <w:t>Section: BUSINESS; On Business; Pg. 1D</w:t>
+        <w:t>Section: News; Reclaiming the Forks; Pg. 1A</w:t>
       </w:r>
     </w:p>
     <w:p>
       <w:r>
-        <w:t>Source file: Other publishers/Files (500) (24).DOCX</w:t>
+        <w:t>Source file: Other publishers/Files (500) (29).DOCX</w:t>
       </w:r>
     </w:p>
     <w:p>
       <w:r>
-        <w:t>Raw locations result, 'locations': ['North Dakota', 'Multiple U.S. states (unspecified)']</w:t>
+        <w:t>Raw locations result, 'locations': ['North Dakota']</w:t>
       </w:r>
     </w:p>
     <w:p>
@@ -49,53 +49,111 @@
     </w:p>
     <w:p>
       <w:r>
-        <w:t>From little Global Electric Motorcars of Fargo to huge General Electric, business is responding to consumers and markets that want "greener" alternatives to $2.60-per-gallon gasoline.</w:t>
+        <w:t>At Lyons Auto Supply in downtown Grand Forks, recovery began with a fuel pump for a 1970 Buick Riviera.</w:t>
         <w:br/>
-        <w:t>One big reason for the Bush administration's decision to attack Iraq - even though you heard primarily about "weapons of mass destruction" - was to establish a U.S. beachhead in Oil Country. Iraq has the world's second-largest pool of proven reserves.</w:t>
+        <w:t xml:space="preserve"> Jani Lyons Bohn, 42, the third generation to work in the family business that her grandfather started as a bicycle shop in 1894, strapped on a head-mounted flashlight to look for the part in the damp, darkened walkways of the flooded shop.</w:t>
         <w:br/>
-        <w:t>Vice President Dick Cheney predicted in 2003 that Iraqi oil production would rise to 3 million barrels daily by the year's end to 6 million barrels by 2008.</w:t>
+        <w:t xml:space="preserve"> "We were lucky," said her nephew, Sean Lyons, 18. "It was right on top of a shelf. Didn't have to dig at all."</w:t>
         <w:br/>
-        <w:t>Suffice to say, Cheney and the administration have been wrong so far. Iraqi oil producers, plagued by sabotage, are barely pumping at 2002 levels. Meanwhile, the world price of a barrel of oil has more than doubled from $25.24 in April 2003 to $65.65 Monday. The steep rise has been driven, in part, by surging demand from industrial titans India and China.</w:t>
+        <w:t>Lucky? The Red River lies just a block away, and the flood coursed through with enough force to turn it into a very messy, muck-slathered junkyard of parts new and old, soaked catalogs and illegible ledgers.</w:t>
         <w:br/>
-        <w:t>Regardless of how you feel about Iraq, we're in an energy pickle.</w:t>
+        <w:t xml:space="preserve"> But it could have been worse. During cleanup, the Lyonses found charred chunks of wood that blew or floated over from the Grand Forks Herald and other buildings destroyed in the spectacular downtown fire that came with the flood.</w:t>
         <w:br/>
-        <w:t>Experts told us for years that U.S. oil production peaked in about 1970. And imports have grown from one-third to two-thirds of U.S. daily needs since President Richard Nixon first said we would kick the oil habit.</w:t>
+        <w:t xml:space="preserve"> Jim Lyons, 49, and Jani, his sister, have no firm damage estimate yet. The cost of ruined equipment and lost parts probably will top $ 30,000, and they did no business for a week and a half.</w:t>
         <w:br/>
-        <w:t>Now the price of oil is starting to crimp working-class wallets and corporate profits. Just ask Wal-Mart, whose CEO said as much last week - news that sent the big discounter's shares down sharply.</w:t>
+        <w:t xml:space="preserve"> But with the help of many volunteers, including some longtime customers, they reopened. And by reopening, they gave downtown Grand Forks a pulse - faint, but reassuringly there.</w:t>
         <w:br/>
-        <w:t>World demand is determined on the margin. And even a slight reduction in demand from the United States, which burns about a quarter of the world's oil, would be good for our economy and security, and probably soften prices.</w:t>
+        <w:t xml:space="preserve"> "We're very small," Jim Lyons said. "Just seven employees counting me and the boys [his sons Sean and Casey, 20] and Jani. And yet it's one little boost to get things going again.</w:t>
         <w:br/>
-        <w:t>The first thing Washington, D.C., should have done after the 9/11 attacks - after hunting down and capturing Osama bin Laden - was to call on U.S. business and consumers to get more efficient. We know that past investments in energy efficiency, in industry and transportation, can also propel the economy.</w:t>
+        <w:t xml:space="preserve"> "I think our getting up and running had a psychological effect on a lot of people. There's life downtown. A lot of people have called to congratulate us, say how tough we are, how glad they are."</w:t>
         <w:br/>
-        <w:t>Sure, there's a sacrifice - but very little compared with that being borne by U.S. soldiers and their families.</w:t>
+        <w:t xml:space="preserve"> Now they wait to see when and where a new superdike will go, whether it might force them to relocate and how much of the downtown and nearby working-class neighborhoods might be lost.</w:t>
         <w:br/>
-        <w:t>Oil giant British Petroleum estimates that there should be another 40 years' supply of oil for the world. But it's not going to get any cheaper without demand cuts, the analysts tell us. And most oil lies in dangerous spots such as Saudi Arabia, Iraq, Russia and a few other politically unstable countries.</w:t>
+        <w:t>Early recovery</w:t>
         <w:br/>
-        <w:t>Washington, despite the recently passed energy bill, hasn't seen fit to raise the bar on mileage standards on U.S. cars and trucks or other efficiency measures.</w:t>
+        <w:t xml:space="preserve"> "It's not just us," Bohn said. "We're pulling for everybody who's got something downtown. That's the heritage of Grand Forks - the city's history. It can't be written again."</w:t>
         <w:br/>
-        <w:t>But high prices, environmentalism and international competition are starting to change corporate behavior. For example:</w:t>
+        <w:t xml:space="preserve"> In all of Grand Forks, flood damage to business structures and contents probably topped $ 500 million, according to an estimate by economist Edward Lotterman at the Federal Reserve Bank in Minneapolis.</w:t>
         <w:br/>
-        <w:t>- Jeff Immelt, the CEO of industrial titan General Electric, in an eyebrow-raising speech last spring, said the United States has fallen behind Europe and Japan in energy-efficient, clean "green technologies." Immelt plans to cut pollution and energy consumption over the next several years - even as GE expands its industrial output of wind turbines, water filters, cleaner electrical-generation turbines and fuel-stingy jet engines.</w:t>
+        <w:t xml:space="preserve"> "Then you have the costs of cleanup and lost business," he said. "That could take it to $ 700 million or more. It might reach $ 1 billion."</w:t>
         <w:br/>
-        <w:t>- Sales are rising for efficient cars, including electric-gas hybrids. If GM can make cars for China that get 40 miles per gallon, they can do it here.</w:t>
+        <w:t xml:space="preserve"> State, federal and private assistance will offset some of that, Lotterman said, and certain businesses actually will get a jump-start from the disaster.</w:t>
         <w:br/>
-        <w:t>- U.S. entrepreneurs, conservationists and tinkerers are proving that there are other forms of patriotism than pasting a flag on gas-guzzlers. Ron Gremban, a California electrical engineer, has taken his Toyota Prius hybrid, added some more batteries that are charged from an AC outlet, and boosted his mileage to about 80 miles per gallon, according to a recent Associated Press article. Tell me Detroit can't figure this out. If we don't, Japan, Korea and China will.</w:t>
+        <w:t xml:space="preserve"> "If you're in the appliance business, you maybe lost a lot of inventory, but you're going to do a land office business for a while," he said. "Same for people in construction, building supplies. There's going to be a lot of drywall and Sheetrock sold there."</w:t>
         <w:br/>
-        <w:t>- Ford Motor's new hybrid Escape SUV is selling briskly. Ford CEO Bill Ford challenged his engineers to produce the first SUV hybrid that didn't give up any comfort. And they did it.</w:t>
+        <w:t xml:space="preserve"> Hardest hit may be small businesses that just started, are highly leveraged and lost a month or more of revenue.</w:t>
         <w:br/>
-        <w:t>- In Fargo, N.D., Global Electric Motorcars is producing a bare-bones all-electric car and utility vehicle for $7,000 and up that goes for up to 30 miles at 25 miles per hour on one charge. This company is a fast-growing unit of huge DaimlerChrysler (www.gemcar.com). And its owners are proving that you don't need a 7,500-pound vehicle to drive a mile to get a gallon of milk.</w:t>
+        <w:t xml:space="preserve"> "It's going to take a big chunk out of people's net worth, both individually and in their businesses," Lotterman said. It will take years, but I expect the city will recover.</w:t>
         <w:br/>
-        <w:t>- Ethanol plants are sprouting up all around the country. There's not enough corn produced to make a big dent in oil consumption. But next-generation ethanol plants should soon be distilling alcohol from the stalk and other cellulose waste. That promises to make ethanol production more efficient. To those who worry that the ethanol industry is dominated by Archer Daniels Midland, Cargill and bunch of big farm cooperatives, I say I'd much rather be dependent on them than the Saudi royal family and Vladimir Putin.</w:t>
+        <w:t xml:space="preserve"> "It's sort of like recovery from World War II for Germany and France," he said. "There was terrific devastation, but the human capital that remains is most important. There are people with training and experience at running businesses and making things - well-educated, resourceful, resilient people."</w:t>
         <w:br/>
-        <w:t xml:space="preserve"> A story in last week's Star Tribune explored how consumers and businesses are improvising to cut down on their vehicle trips and making sure their vehicles operate at maximum efficiency. Some folks are even riding bikes, walking and taking buses. Imagine that.</w:t>
+        <w:t xml:space="preserve"> Local leaders have used the World War II recovery analogy, too, promising a "Marshall Plan" of aid that will, if carried out, blur traditional lines of public-private separation.</w:t>
         <w:br/>
-        <w:t>The price of a gallon of gas will probably decline somewhat after Labor Day. But BusinessWeek, National Geographic and many industrialists have proclaimed an end to the era of cheap gasoline.</w:t>
+        <w:t>People back to work</w:t>
         <w:br/>
-        <w:t>The good news?</w:t>
+        <w:t xml:space="preserve"> "I want you to know that in my mind and heart, you are very important," Grand Forks Mayor Pat Owens told a recent gathering of flooded business owners.</w:t>
         <w:br/>
-        <w:t>Conservation and innovation will be good in the long term for our economy and national security.</w:t>
+        <w:t xml:space="preserve"> "We need you," she said. "We need the jobs you provide. We need to get people back to work."</w:t>
         <w:br/>
-        <w:t>Neal St. Anthony can be reached at nstanthony@startribune.com or 612-673-7144.</w:t>
+        <w:t xml:space="preserve"> She said the city would revise ordinances, reduce fees and cut red tape wherever it can to revive and sustain local businesses. She formed a business recovery task force.</w:t>
+        <w:br/>
+        <w:t xml:space="preserve"> "I promise you, we'll be right there beside you," she said.</w:t>
+        <w:br/>
+        <w:t xml:space="preserve"> One of the more creative responses to the business crisis has come from the Center for Innovation at the University of North Dakota, which has floated the idea of raising as much as $ 100 million in "business disaster equity financing" for companies that can't be saved with new loans, even low-interest loans from the Small Business Administration.</w:t>
+        <w:br/>
+        <w:t xml:space="preserve"> "For many of these businesses, more debt is not the answer," said Bruce Gjovig, the center's director.</w:t>
+        <w:br/>
+        <w:t xml:space="preserve"> His plan would build a fund of equity capital from government sources, making the federal government a minority owner in the recovering businesses.  There would be no return on the investment for the first few years until the businesses are back on their feet.</w:t>
+        <w:br/>
+        <w:t xml:space="preserve"> Equity investments would range from $ 5,000 to $ 1.5 million and could be used to replace or repair damaged property, provide operating capital and help with marketing.</w:t>
+        <w:br/>
+        <w:t xml:space="preserve"> Some of the money for the equity program could come from the federal flood aid bill, which has passed both houses of Congress and is in a conference committee. But there will be stiff competition for those dollars, as the city will need many millions to repair its infrastructure and acquire hundreds of homes in the worst-hit areas.</w:t>
+        <w:br/>
+        <w:t xml:space="preserve"> U.S. House Speaker Newt Gingrich, who was briefed on the idea when he toured the area April 25, was eager to hear more, Gjovig said.</w:t>
+        <w:br/>
+        <w:t>Doing it their way</w:t>
+        <w:br/>
+        <w:t xml:space="preserve"> At Lyons Auto, the family is leery about having the United States as an equity partner. They'll probably try to recover on their own.</w:t>
+        <w:br/>
+        <w:t xml:space="preserve"> "Let them give it to somebody down the street," Jani Bohn said. "We're different from some because we didn't have a lot of debt. We've been around a long time."</w:t>
+        <w:br/>
+        <w:t xml:space="preserve"> Her grandfather, the first James Lyons, immigrated from Ireland in the late 1800s and made his way to Grand Forks, then a bustling frontier crossroads where the river helped move and process farm and forest products.</w:t>
+        <w:br/>
+        <w:t xml:space="preserve"> He opened a shop and sold Columbia bicycles. Later, he sold Indian motorcycles. In 1912, he moved into a brick-faced building on 3rd Street downtown and sold Franklin automobiles.</w:t>
+        <w:br/>
+        <w:t xml:space="preserve"> The sleek Franklins, with air-cooled engines, sold for more than $ 4,000 at a time when Fords sold for $ 800. The last Franklin that James Lyons Sr. sold, a 1933 model, is in the back of the shop, waiting for restoration.</w:t>
+        <w:br/>
+        <w:t xml:space="preserve"> "It'll have to wait a little longer," the third Jim Lyons said.</w:t>
+        <w:br/>
+        <w:t xml:space="preserve"> The founder died in 1953. His son, James (Bud) Lyons Jr., took over. He struggled mightily for a while, his children said, partly because there were probate problems.</w:t>
+        <w:br/>
+        <w:t xml:space="preserve"> "He never gave up," the third James said. "He took this place through some tough times. A lesser man might have walked, but he wasn't a quitter."</w:t>
+        <w:br/>
+        <w:t xml:space="preserve"> They have the precious old catalogs spread out on the pavement outside, drying in the sun so that when somebody walks in looking for a gasket for a 1938 Chevrolet - and somebody will, someday - they'll know where to track it or how to build a facsimile.</w:t>
+        <w:br/>
+        <w:t xml:space="preserve"> "There's a lot of older stuff still up here," Jim Lyons said. "People hang on to old cars, trucks and tractors."</w:t>
+        <w:br/>
+        <w:t xml:space="preserve"> He reached to a shelf behind the service counter and brought down a radiator cap for a 1929 Chevrolet, stainless steel with a cork gasket and never used. Yet.</w:t>
+        <w:br/>
+        <w:t xml:space="preserve"> "Somebody will need this," he said. "But we'd probably have to have a family meeting to decide what it's worth."</w:t>
+        <w:br/>
+        <w:t xml:space="preserve"> They have those family meetings often, usually on the fly.</w:t>
+        <w:br/>
+        <w:t xml:space="preserve"> "People ask us, 'How in the world do people who grew up in the same house get along in the same office all day?' Well, it may go back to seeing how Dad did things - and hearing how Grandpa did things. It has worked for us since we were kids."</w:t>
+        <w:br/>
+        <w:t xml:space="preserve"> Bud Lyons died in January. He was 85.</w:t>
+        <w:br/>
+        <w:t xml:space="preserve"> "It would have broken his heart to see what happened to his shop," Jani said.</w:t>
+        <w:br/>
+        <w:t xml:space="preserve"> "But I hope he's watching now," Jim said. "I hope he knows we haven't given up."</w:t>
+        <w:br/>
+        <w:br/>
+        <w:t>Graphic</w:t>
+        <w:br/>
+        <w:br/>
+        <w:t xml:space="preserve"> </w:t>
+        <w:br/>
+        <w:t>Photograph</w:t>
       </w:r>
     </w:p>
     <w:sectPr>

--- a/example_articles/states/North Dakota/4.states_North Dakota_Other_publisher.docx
+++ b/example_articles/states/North Dakota/4.states_North Dakota_Other_publisher.docx
@@ -7,7 +7,7 @@
         <w:pStyle w:val="Heading1"/>
       </w:pPr>
       <w:r>
-        <w:t>A flicker in the downtown: Lyons auto shop reopens</w:t>
+        <w:t>Americans hang on to bigger, better lifestyles</w:t>
       </w:r>
     </w:p>
     <w:p>
@@ -17,22 +17,22 @@
     </w:p>
     <w:p>
       <w:r>
-        <w:t>Date: 1997-05-23</w:t>
+        <w:t>Date: 2004-08-27</w:t>
       </w:r>
     </w:p>
     <w:p>
       <w:r>
-        <w:t>Section: News; Reclaiming the Forks; Pg. 1A</w:t>
+        <w:t>Section: NEWS;</w:t>
       </w:r>
     </w:p>
     <w:p>
       <w:r>
-        <w:t>Source file: Other publishers/Files (500) (29).DOCX</w:t>
+        <w:t>Source file: Other publishers/Files (500) (21).DOCX</w:t>
       </w:r>
     </w:p>
     <w:p>
       <w:r>
-        <w:t>Raw locations result, 'locations': ['North Dakota']</w:t>
+        <w:t>Raw locations result, 'locations': ['North Dakota', 'national (multiple states)']</w:t>
       </w:r>
     </w:p>
     <w:p>
@@ -49,111 +49,59 @@
     </w:p>
     <w:p>
       <w:r>
-        <w:t>At Lyons Auto Supply in downtown Grand Forks, recovery began with a fuel pump for a 1970 Buick Riviera.</w:t>
+        <w:t>Americans' passion for living large is growing, even if their incomes aren't, a Census survey released Thursday indicates.</w:t>
         <w:br/>
-        <w:t xml:space="preserve"> Jani Lyons Bohn, 42, the third generation to work in the family business that her grandfather started as a bicycle shop in 1894, strapped on a head-mounted flashlight to look for the part in the damp, darkened walkways of the flooded shop.</w:t>
+        <w:t>Since the beginning of the decade, their homes have gotten substantially bigger and more expensive. Almost half of all homes, about 46%, have six or more rooms. More than 15% have eight rooms or more.</w:t>
         <w:br/>
-        <w:t xml:space="preserve"> "We were lucky," said her nephew, Sean Lyons, 18. "It was right on top of a shelf. Didn't have to dig at all."</w:t>
+        <w:t>Almost one in five families have three or more cars. And more workers are opting out of carpools and mass transit to drive to work alone.</w:t>
         <w:br/>
-        <w:t>Lucky? The Red River lies just a block away, and the flood coursed through with enough force to turn it into a very messy, muck-slathered junkyard of parts new and old, soaked catalogs and illegible ledgers.</w:t>
+        <w:t>But this lifestyle comes at a cost when incomes are stagnating and housing prices are soaring.</w:t>
         <w:br/>
-        <w:t xml:space="preserve"> But it could have been worse. During cleanup, the Lyonses found charred chunks of wood that blew or floated over from the Grand Forks Herald and other buildings destroyed in the spectacular downtown fire that came with the flood.</w:t>
+        <w:t>In a separate report on poverty and income, the Census Bureau reported that median household income, when adjusted for inflation, remained flat last year.</w:t>
         <w:br/>
-        <w:t xml:space="preserve"> Jim Lyons, 49, and Jani, his sister, have no firm damage estimate yet. The cost of ruined equipment and lost parts probably will top $ 30,000, and they did no business for a week and a half.</w:t>
+        <w:t>But the survey of how Americans live finds that more than 22% of homeowners spent at least 35% of their income on housing in 2003, up from 19% in 2000. And 38% of renters spent as much, up from 33% in 2000.</w:t>
         <w:br/>
-        <w:t xml:space="preserve"> But with the help of many volunteers, including some longtime customers, they reopened. And by reopening, they gave downtown Grand Forks a pulse - faint, but reassuringly there.</w:t>
+        <w:t>"Our wages stopped growing, but our wants kept going," says Robert Lang, a demographer who heads the Metropolitan Institute at Virginia Tech.</w:t>
         <w:br/>
-        <w:t xml:space="preserve"> "We're very small," Jim Lyons said. "Just seven employees counting me and the boys [his sons Sean and Casey, 20] and Jani. And yet it's one little boost to get things going again.</w:t>
+        <w:t>"People will just suffer a little and pay a bigger mortgage to hold on to their dreams," he says.</w:t>
         <w:br/>
-        <w:t xml:space="preserve"> "I think our getting up and running had a psychological effect on a lot of people. There's life downtown. A lot of people have called to congratulate us, say how tough we are, how glad they are."</w:t>
+        <w:t>The latest snapshot of American life comes from the Census Bureau's American Community Survey. The annual survey of 800,000 households asks the same questions as the Census that is taken every 10 years. The 2003 numbers offer a look at how the nation has changed in the wake of recession and terrorist attacks, and they hint at social trends shaping the decade.</w:t>
         <w:br/>
-        <w:t xml:space="preserve"> Now they wait to see when and where a new superdike will go, whether it might force them to relocate and how much of the downtown and nearby working-class neighborhoods might be lost.</w:t>
+        <w:t>"Even though the economy took a dive, the initial shock of 9/11 has worn off," says William Frey, a demographer at the Brookings Institution in Washington. "People are buying bigger homes, more cars."</w:t>
         <w:br/>
-        <w:t>Early recovery</w:t>
+        <w:t>Riding record-low interest rates, housing prices have skyrocketed. The percentage of homeowners who live in houses valued at more than $500,000 doubled since 2000, to more than 6%.</w:t>
         <w:br/>
-        <w:t xml:space="preserve"> "It's not just us," Bohn said. "We're pulling for everybody who's got something downtown. That's the heritage of Grand Forks - the city's history. It can't be written again."</w:t>
+        <w:t>And one in eight homeowners live in homes valued at $300,000 to $499,999.</w:t>
         <w:br/>
-        <w:t xml:space="preserve"> In all of Grand Forks, flood damage to business structures and contents probably topped $ 500 million, according to an estimate by economist Edward Lotterman at the Federal Reserve Bank in Minneapolis.</w:t>
+        <w:t>About half live in homes that cost less than $150,000, the typical price range for working-class families and young couples buying their first homes. But that number has dropped sharply from almost 64% in 2000.</w:t>
         <w:br/>
-        <w:t xml:space="preserve"> "Then you have the costs of cleanup and lost business," he said. "That could take it to $ 700 million or more. It might reach $ 1 billion."</w:t>
+        <w:t>Even in North Dakota, which has the lowest housing value in the nation, prices rose. The median value of a house there went up 10% to $81,796 since 2000. Nationally, the median value rose 22% to $147,275.</w:t>
         <w:br/>
-        <w:t xml:space="preserve"> State, federal and private assistance will offset some of that, Lotterman said, and certain businesses actually will get a jump-start from the disaster.</w:t>
+        <w:t>The survey reflects other changes:</w:t>
         <w:br/>
-        <w:t xml:space="preserve"> "If you're in the appliance business, you maybe lost a lot of inventory, but you're going to do a land office business for a while," he said. "Same for people in construction, building supplies. There's going to be a lot of drywall and Sheetrock sold there."</w:t>
+        <w:t xml:space="preserve"> * The percentage of homes without telephone service rose to 3.8%, from 3% in 2000, which reflects the increased dependence on cellular phones.</w:t>
         <w:br/>
-        <w:t xml:space="preserve"> Hardest hit may be small businesses that just started, are highly leveraged and lost a month or more of revenue.</w:t>
+        <w:t>"A lot of dorms have no phone service now," Lang says. "Kids go to college, and not one of them has a real phone. They're all cells."</w:t>
         <w:br/>
-        <w:t xml:space="preserve"> "It's going to take a big chunk out of people's net worth, both individually and in their businesses," Lotterman said. It will take years, but I expect the city will recover.</w:t>
+        <w:t xml:space="preserve"> * The educational level is on the rise. More than a quarter of the population has a bachelor's degree or higher. And the percentage of high school graduates continues to climb, up 2 percentage points to 83.6%.</w:t>
         <w:br/>
-        <w:t xml:space="preserve"> "It's sort of like recovery from World War II for Germany and France," he said. "There was terrific devastation, but the human capital that remains is most important. There are people with training and experience at running businesses and making things - well-educated, resourceful, resilient people."</w:t>
+        <w:t>The ratio of college grads to high school dropouts has increased. There are 1.62 college grads for every dropout, up from 1.35 in 2000.</w:t>
         <w:br/>
-        <w:t xml:space="preserve"> Local leaders have used the World War II recovery analogy, too, promising a "Marshall Plan" of aid that will, if carried out, blur traditional lines of public-private separation.</w:t>
+        <w:t>This "brains-to-brawn" ratio reflects the shift from a blue-collar to a knowledge economy, Frey says.</w:t>
         <w:br/>
-        <w:t>People back to work</w:t>
+        <w:t xml:space="preserve"> * Americans are spending about the same 24 minutes commuting to work, but almost 78% are driving alone, up from 76.3% in 2000. The exception is so-called "exurban" counties across the USA, such as Pasco County, north of Tampa, and McHenry and Kane counties outside Chicago. They experienced significant increases in commuting times.</w:t>
         <w:br/>
-        <w:t xml:space="preserve"> "I want you to know that in my mind and heart, you are very important," Grand Forks Mayor Pat Owens told a recent gathering of flooded business owners.</w:t>
+        <w:t>Use of other forms of transportation, from walking to riding a bus, dropped. But the percentage of people working from home increased slightly.</w:t>
         <w:br/>
-        <w:t xml:space="preserve"> "We need you," she said. "We need the jobs you provide. We need to get people back to work."</w:t>
+        <w:t xml:space="preserve"> * All racial groups are growing, except for whites who are not Hispanic. Whites make up 76.1% of the population, down from 77.3% in 2000. They're expected to make up half of the population within 50 years.</w:t>
         <w:br/>
-        <w:t xml:space="preserve"> She said the city would revise ordinances, reduce fees and cut red tape wherever it can to revive and sustain local businesses. She formed a business recovery task force.</w:t>
+        <w:t xml:space="preserve"> * The foreign-born population continues to grow but so does the share of immigrants becoming citizens: 41.4%, up almost 1 percentage point since 2000.</w:t>
         <w:br/>
-        <w:t xml:space="preserve"> "I promise you, we'll be right there beside you," she said.</w:t>
+        <w:t>Because naturalized citizens can vote, there has been a push to encourage naturalization before the upcoming presidential election.</w:t>
         <w:br/>
-        <w:t xml:space="preserve"> One of the more creative responses to the business crisis has come from the Center for Innovation at the University of North Dakota, which has floated the idea of raising as much as $ 100 million in "business disaster equity financing" for companies that can't be saved with new loans, even low-interest loans from the Small Business Administration.</w:t>
+        <w:t xml:space="preserve"> * Veterans, who have taken center stage in the race for the White House, make up a relatively large share of several battleground states such as Maine, New Mexico, Florida, Nevada and Arizona.</w:t>
         <w:br/>
-        <w:t xml:space="preserve"> "For many of these businesses, more debt is not the answer," said Bruce Gjovig, the center's director.</w:t>
-        <w:br/>
-        <w:t xml:space="preserve"> His plan would build a fund of equity capital from government sources, making the federal government a minority owner in the recovering businesses.  There would be no return on the investment for the first few years until the businesses are back on their feet.</w:t>
-        <w:br/>
-        <w:t xml:space="preserve"> Equity investments would range from $ 5,000 to $ 1.5 million and could be used to replace or repair damaged property, provide operating capital and help with marketing.</w:t>
-        <w:br/>
-        <w:t xml:space="preserve"> Some of the money for the equity program could come from the federal flood aid bill, which has passed both houses of Congress and is in a conference committee. But there will be stiff competition for those dollars, as the city will need many millions to repair its infrastructure and acquire hundreds of homes in the worst-hit areas.</w:t>
-        <w:br/>
-        <w:t xml:space="preserve"> U.S. House Speaker Newt Gingrich, who was briefed on the idea when he toured the area April 25, was eager to hear more, Gjovig said.</w:t>
-        <w:br/>
-        <w:t>Doing it their way</w:t>
-        <w:br/>
-        <w:t xml:space="preserve"> At Lyons Auto, the family is leery about having the United States as an equity partner. They'll probably try to recover on their own.</w:t>
-        <w:br/>
-        <w:t xml:space="preserve"> "Let them give it to somebody down the street," Jani Bohn said. "We're different from some because we didn't have a lot of debt. We've been around a long time."</w:t>
-        <w:br/>
-        <w:t xml:space="preserve"> Her grandfather, the first James Lyons, immigrated from Ireland in the late 1800s and made his way to Grand Forks, then a bustling frontier crossroads where the river helped move and process farm and forest products.</w:t>
-        <w:br/>
-        <w:t xml:space="preserve"> He opened a shop and sold Columbia bicycles. Later, he sold Indian motorcycles. In 1912, he moved into a brick-faced building on 3rd Street downtown and sold Franklin automobiles.</w:t>
-        <w:br/>
-        <w:t xml:space="preserve"> The sleek Franklins, with air-cooled engines, sold for more than $ 4,000 at a time when Fords sold for $ 800. The last Franklin that James Lyons Sr. sold, a 1933 model, is in the back of the shop, waiting for restoration.</w:t>
-        <w:br/>
-        <w:t xml:space="preserve"> "It'll have to wait a little longer," the third Jim Lyons said.</w:t>
-        <w:br/>
-        <w:t xml:space="preserve"> The founder died in 1953. His son, James (Bud) Lyons Jr., took over. He struggled mightily for a while, his children said, partly because there were probate problems.</w:t>
-        <w:br/>
-        <w:t xml:space="preserve"> "He never gave up," the third James said. "He took this place through some tough times. A lesser man might have walked, but he wasn't a quitter."</w:t>
-        <w:br/>
-        <w:t xml:space="preserve"> They have the precious old catalogs spread out on the pavement outside, drying in the sun so that when somebody walks in looking for a gasket for a 1938 Chevrolet - and somebody will, someday - they'll know where to track it or how to build a facsimile.</w:t>
-        <w:br/>
-        <w:t xml:space="preserve"> "There's a lot of older stuff still up here," Jim Lyons said. "People hang on to old cars, trucks and tractors."</w:t>
-        <w:br/>
-        <w:t xml:space="preserve"> He reached to a shelf behind the service counter and brought down a radiator cap for a 1929 Chevrolet, stainless steel with a cork gasket and never used. Yet.</w:t>
-        <w:br/>
-        <w:t xml:space="preserve"> "Somebody will need this," he said. "But we'd probably have to have a family meeting to decide what it's worth."</w:t>
-        <w:br/>
-        <w:t xml:space="preserve"> They have those family meetings often, usually on the fly.</w:t>
-        <w:br/>
-        <w:t xml:space="preserve"> "People ask us, 'How in the world do people who grew up in the same house get along in the same office all day?' Well, it may go back to seeing how Dad did things - and hearing how Grandpa did things. It has worked for us since we were kids."</w:t>
-        <w:br/>
-        <w:t xml:space="preserve"> Bud Lyons died in January. He was 85.</w:t>
-        <w:br/>
-        <w:t xml:space="preserve"> "It would have broken his heart to see what happened to his shop," Jani said.</w:t>
-        <w:br/>
-        <w:t xml:space="preserve"> "But I hope he's watching now," Jim said. "I hope he knows we haven't given up."</w:t>
-        <w:br/>
-        <w:br/>
-        <w:t>Graphic</w:t>
-        <w:br/>
-        <w:br/>
-        <w:t xml:space="preserve"> </w:t>
-        <w:br/>
-        <w:t>Photograph</w:t>
+        <w:t xml:space="preserve"> * Although still in the minority at 48.9%, men make up a growing share of the population. Frey attributes the change to male-dominated immigration flows from Latin America.</w:t>
       </w:r>
     </w:p>
     <w:sectPr>

--- a/example_articles/states/North Dakota/4.states_North Dakota_Other_publisher.docx
+++ b/example_articles/states/North Dakota/4.states_North Dakota_Other_publisher.docx
@@ -7,7 +7,7 @@
         <w:pStyle w:val="Heading1"/>
       </w:pPr>
       <w:r>
-        <w:t>Americans hang on to bigger, better lifestyles</w:t>
+        <w:t>'The Great Gatsby,' then and now</w:t>
       </w:r>
     </w:p>
     <w:p>
@@ -17,22 +17,22 @@
     </w:p>
     <w:p>
       <w:r>
-        <w:t>Date: 2004-08-27</w:t>
+        <w:t>Date: 2013-05-11</w:t>
       </w:r>
     </w:p>
     <w:p>
       <w:r>
-        <w:t>Section: NEWS;</w:t>
+        <w:t>Section: NEWS; Pg. 7A</w:t>
       </w:r>
     </w:p>
     <w:p>
       <w:r>
-        <w:t>Source file: Other publishers/Files (500) (21).DOCX</w:t>
+        <w:t>Source file: Other publishers/Files (500) (17).DOCX</w:t>
       </w:r>
     </w:p>
     <w:p>
       <w:r>
-        <w:t>Raw locations result, 'locations': ['North Dakota', 'national (multiple states)']</w:t>
+        <w:t>Raw locations result, 'locations': ['North Dakota', 'United States']</w:t>
       </w:r>
     </w:p>
     <w:p>
@@ -49,59 +49,35 @@
     </w:p>
     <w:p>
       <w:r>
-        <w:t>Americans' passion for living large is growing, even if their incomes aren't, a Census survey released Thursday indicates.</w:t>
+        <w:t>Director Baz Luhrmann's version of "The Great Gatsby" jettisons jazz for hip-hop, puts F. Scott Fitzgerald's text in 3-D and has a modern multimedia-marketing campaign that might make even the jaundiced Jay Gatsby blush.</w:t>
         <w:br/>
-        <w:t>Since the beginning of the decade, their homes have gotten substantially bigger and more expensive. Almost half of all homes, about 46%, have six or more rooms. More than 15% have eight rooms or more.</w:t>
+        <w:t>But the most notable special effect isn't from Luhrmann, but from us. Eighty-eight years after "Gatsby" debuted as a novel, today's America makes some of the themes seem as current as ever.</w:t>
         <w:br/>
-        <w:t>Almost one in five families have three or more cars. And more workers are opting out of carpools and mass transit to drive to work alone.</w:t>
+        <w:t>To be sure, these aren't the Roaring Twenties. Today's gentry consumes, but not as conspicuously. Youthful irrational exuberance might mean an Andy Warhol-themed Bugaboo baby stroller instead of Gatsby's yellow Rolls-Royce. Weekend wear in the Hamptons (or, for Gatsby, "West Egg") means bicycle-shorts spandex, not spats. And parties are more muted than the riotous, ribald versions in the film (maybe because they serve Bombay Sapphire - not bathtub gin).</w:t>
         <w:br/>
-        <w:t>But this lifestyle comes at a cost when incomes are stagnating and housing prices are soaring.</w:t>
+        <w:t>But what seems so similar is the inverse equation between equities and inequality.</w:t>
         <w:br/>
-        <w:t>In a separate report on poverty and income, the Census Bureau reported that median household income, when adjusted for inflation, remained flat last year.</w:t>
+        <w:t>In fact, the day after "Gatsby's" advance screening, stocks advanced, screaming past a 15,000 close on the Dow. And the housing bubble is rebuilding. Home sales just had their best quarter since 2008. The Wall Street Journal, newspaper to today's Jay Gatsbys, has noticed. Its weekly homes section? "Mansions" (Gatsby wasn't subtle, either). Last week's "green homes" focus wasn't the obsession Gatsby had with the green light at the end of Daisy Buchanan's dock, but the separation from more modest homes, and lives, is essentially the same.</w:t>
         <w:br/>
-        <w:t>But the survey of how Americans live finds that more than 22% of homeowners spent at least 35% of their income on housing in 2003, up from 19% in 2000. And 38% of renters spent as much, up from 33% in 2000.</w:t>
+        <w:t>Yet concurrent with the bull market, bearish prospects for younger Americans - so celebrated in "Gatsby" - paint a much bleaker picture than the screen's 3-D decadence.</w:t>
         <w:br/>
-        <w:t>"Our wages stopped growing, but our wants kept going," says Robert Lang, a demographer who heads the Metropolitan Institute at Virginia Tech.</w:t>
+        <w:t>The United States superseded Europe in the percentage of young adults without jobs, according to 2011 Organization for Economic Cooperation and Development data analyzed by the New York Times. Nearly 27 percent of 25- to 34-year-olds are not employed - a larger percentage than countries usually associated with youth "on the dole." This depressing decline accelerated during the Great Recession. As recently as 2000, the commensurate figure was 18.5 percent.</w:t>
         <w:br/>
-        <w:t>"People will just suffer a little and pay a bigger mortgage to hold on to their dreams," he says.</w:t>
+        <w:t>Of course, this isn't the only misery metric, as evidenced by relatively recent Pew Research Center studies like "A Rise in Wealth for the Wealthy; Declines for the Lower 93 percent," which reports on the unequal "recovery." Or "The Lost Decade of the Middle Class: Fewer, Poorer, Gloomier," which says that 85 percent of those who describe themselves as middle-class say it is harder to maintain their standard of living since a decade ago. And echoing a famous Fitzgerald line, "Yes, the Rich Are Different" calculates that 65 percent of Americans say the income gap has grown over the last decade.</w:t>
         <w:br/>
-        <w:t>The latest snapshot of American life comes from the Census Bureau's American Community Survey. The annual survey of 800,000 households asks the same questions as the Census that is taken every 10 years. The 2003 numbers offer a look at how the nation has changed in the wake of recession and terrorist attacks, and they hint at social trends shaping the decade.</w:t>
+        <w:t>The gap may soon be a gulf for retirees. Ronald P. O'Hanley, president of asset management and corporate services at Fidelity Investments, made news when he warned of a "looming catastrophe." Said O'Hanley: "I'm not sure what would be worse - millions of elderly unable to house and feed themselves ... or the intergenerational strife that surely would erupt if young people are forced to lower their standard of living to pay for our failure to act in a timely manner to avert this crisis."</w:t>
         <w:br/>
-        <w:t>"Even though the economy took a dive, the initial shock of 9/11 has worn off," says William Frey, a demographer at the Brookings Institution in Washington. "People are buying bigger homes, more cars."</w:t>
+        <w:t>Strife from income inequality is already present, according to a 2012 Pew poll, which said that "nearly two-thirds of the public believes there are 'very strong' or 'strong' conflicts between the rich and poor - an increase of 19 percentage points since 2009."</w:t>
         <w:br/>
-        <w:t>Riding record-low interest rates, housing prices have skyrocketed. The percentage of homeowners who live in houses valued at more than $500,000 doubled since 2000, to more than 6%.</w:t>
+        <w:t>These perceived conflicts, and the stark statistics about income inequality, haven't resulted in political consensus. In fact, U.K.-style austerity, not safety-net spending, seems to be the centripetal force of Washington's debate.</w:t>
         <w:br/>
-        <w:t>And one in eight homeowners live in homes valued at $300,000 to $499,999.</w:t>
+        <w:t>And, culturally, we seem to celebrate the invented Jay Gatsbys much more than James Gatz, the poor North Dakotan he really was. On TV, it's Donald Trump and the Kardashians with reality shows, not nurses or teachers or civil servants. True, some working-class characters have come to symbolize society, but often because of danger ("Deadliest Catch") or dysfunction ("Here Comes Honey Boo Boo") or deviancy ("Breaking Bad").</w:t>
         <w:br/>
-        <w:t>About half live in homes that cost less than $150,000, the typical price range for working-class families and young couples buying their first homes. But that number has dropped sharply from almost 64% in 2000.</w:t>
+        <w:t>The new "Gatsby" film reflects this, too. Sure, there's the core moral about financial (and all-too-human) hubris, destroying livelihoods and lives. But what's marketed aren't the "careless people" who "smashed up things and creatures and then retreated back into their money or their vast carelessness, or whatever it was that kept them together and let other people clean up the mess they had made."</w:t>
         <w:br/>
-        <w:t>Even in North Dakota, which has the lowest housing value in the nation, prices rose. The median value of a house there went up 10% to $81,796 since 2000. Nationally, the median value rose 22% to $147,275.</w:t>
+        <w:t>Instead, the enduring image is the excitement of excess and of wealth, not values. Or, as Fitzgerald more gracefully concludes: "Gatsby believed in the green light, the orgiastic future that year by year recedes before us. It eluded us then, but that's no matter - tomorrow we will run faster, stretch out our arms farther ... And then one fine morning - so we beat on, boats against the current, borne back ceaselessly to the past."</w:t>
         <w:br/>
-        <w:t>The survey reflects other changes:</w:t>
-        <w:br/>
-        <w:t xml:space="preserve"> * The percentage of homes without telephone service rose to 3.8%, from 3% in 2000, which reflects the increased dependence on cellular phones.</w:t>
-        <w:br/>
-        <w:t>"A lot of dorms have no phone service now," Lang says. "Kids go to college, and not one of them has a real phone. They're all cells."</w:t>
-        <w:br/>
-        <w:t xml:space="preserve"> * The educational level is on the rise. More than a quarter of the population has a bachelor's degree or higher. And the percentage of high school graduates continues to climb, up 2 percentage points to 83.6%.</w:t>
-        <w:br/>
-        <w:t>The ratio of college grads to high school dropouts has increased. There are 1.62 college grads for every dropout, up from 1.35 in 2000.</w:t>
-        <w:br/>
-        <w:t>This "brains-to-brawn" ratio reflects the shift from a blue-collar to a knowledge economy, Frey says.</w:t>
-        <w:br/>
-        <w:t xml:space="preserve"> * Americans are spending about the same 24 minutes commuting to work, but almost 78% are driving alone, up from 76.3% in 2000. The exception is so-called "exurban" counties across the USA, such as Pasco County, north of Tampa, and McHenry and Kane counties outside Chicago. They experienced significant increases in commuting times.</w:t>
-        <w:br/>
-        <w:t>Use of other forms of transportation, from walking to riding a bus, dropped. But the percentage of people working from home increased slightly.</w:t>
-        <w:br/>
-        <w:t xml:space="preserve"> * All racial groups are growing, except for whites who are not Hispanic. Whites make up 76.1% of the population, down from 77.3% in 2000. They're expected to make up half of the population within 50 years.</w:t>
-        <w:br/>
-        <w:t xml:space="preserve"> * The foreign-born population continues to grow but so does the share of immigrants becoming citizens: 41.4%, up almost 1 percentage point since 2000.</w:t>
-        <w:br/>
-        <w:t>Because naturalized citizens can vote, there has been a push to encourage naturalization before the upcoming presidential election.</w:t>
-        <w:br/>
-        <w:t xml:space="preserve"> * Veterans, who have taken center stage in the race for the White House, make up a relatively large share of several battleground states such as Maine, New Mexico, Florida, Nevada and Arizona.</w:t>
-        <w:br/>
-        <w:t xml:space="preserve"> * Although still in the minority at 48.9%, men make up a growing share of the population. Frey attributes the change to male-dominated immigration flows from Latin America.</w:t>
+        <w:t>John Rash is a Star Tribune editorial writer and columnist. The Rash Report can be heard at 7:50 a.m. weekdays on WCCO Radio, 830-AM. On Twitter @ rashreport.</w:t>
       </w:r>
     </w:p>
     <w:sectPr>
